--- a/Отчёт/Отчет_ПР3-4_Proteus.docx
+++ b/Отчёт/Отчет_ПР3-4_Proteus.docx
@@ -640,7 +640,7 @@
           <w:sz w:val="28"/>
           <w:szCs w:val="28"/>
         </w:rPr>
-        <w:t xml:space="preserve">В Proteus питание и земля у микросхем подключены неявно (скрытые выводы VCC/GND), поэтому на листе они не нарисованы. Для наблюдения к SCL и SDA через метки подключены I2C Debugger и осциллограф (каналы A и B). На рисунке 1 схема показана во время моделирования: красные и синие квадраты у выводов обозначают логическую 1 и 0, D1 горит.</w:t>
+        <w:t xml:space="preserve">Терминалы питания на листе подписаны: 3V3 у подтяжек, NRST, VDDA и C1, +5V у C2 рядом с часами. Выводы питания у микросхем в Proteus скрытые, поэтому на листе их нет. Скрытый VDD у STM32 и VCC у 24LC64 я подключил к цепи 3V3, отсюда подписи VDD=3V3 и VCC=3V3 под микросхемами. Цепь 3V3 входит в рейл питания на 3,3 В (Design → Configure Power Rails). DS1307 по заданию питается от 5 В. В модели я оставил его скрытый VCC в общем рейле: при подключении к отдельному рейлу +5V симулятор выдавал ошибку singular matrix. На цифровую логику обмена это не влияет. Для наблюдения к SCL и SDA через метки подключены I2C Debugger и осциллограф (каналы A и B). На рисунке 1 схема показана во время моделирования: красные и синие квадраты у выводов обозначают логическую 1 и 0, D1 горит.</w:t>
       </w:r>
     </w:p>
     <w:p>
